--- a/assignments/08-assignment.docx
+++ b/assignments/08-assignment.docx
@@ -15,7 +15,7 @@
         <w:pStyle w:val="Subtitle"/>
       </w:pPr>
       <w:r>
-        <w:t xml:space="preserve">DATASCI 185: Introduction to AI Applications</w:t>
+        <w:t xml:space="preserve">DATASCI 101: Introduction to AI Applications</w:t>
       </w:r>
     </w:p>
     <w:p>
@@ -26,7 +26,7 @@
         <w:t xml:space="preserve">Emory University</w:t>
       </w:r>
     </w:p>
-    <w:bookmarkStart w:id="26" w:name="instructions"/>
+    <w:bookmarkStart w:id="15" w:name="instructions"/>
     <w:p>
       <w:pPr>
         <w:pStyle w:val="Heading2"/>
@@ -259,7 +259,7 @@
         </w:pict>
       </w:r>
     </w:p>
-    <w:bookmarkStart w:id="20" w:name="Xdfbad0baeeb7803b4c430fe47389424cfce5b71"/>
+    <w:bookmarkStart w:id="9" w:name="Xdfbad0baeeb7803b4c430fe47389424cfce5b71"/>
     <w:p>
       <w:pPr>
         <w:pStyle w:val="Heading3"/>
@@ -536,8 +536,8 @@
         </w:pict>
       </w:r>
     </w:p>
-    <w:bookmarkEnd w:id="20"/>
-    <w:bookmarkStart w:id="21" w:name="question-2-can-llms-move-markets"/>
+    <w:bookmarkEnd w:id="9"/>
+    <w:bookmarkStart w:id="10" w:name="question-2-can-llms-move-markets"/>
     <w:p>
       <w:pPr>
         <w:pStyle w:val="Heading3"/>
@@ -718,8 +718,8 @@
         </w:pict>
       </w:r>
     </w:p>
-    <w:bookmarkEnd w:id="21"/>
-    <w:bookmarkStart w:id="22" w:name="Xfe6b37f5b06b53b41551edef5153879ef790ce7"/>
+    <w:bookmarkEnd w:id="10"/>
+    <w:bookmarkStart w:id="11" w:name="Xfe6b37f5b06b53b41551edef5153879ef790ce7"/>
     <w:p>
       <w:pPr>
         <w:pStyle w:val="Heading3"/>
@@ -968,8 +968,8 @@
         </w:pict>
       </w:r>
     </w:p>
-    <w:bookmarkEnd w:id="22"/>
-    <w:bookmarkStart w:id="23" w:name="X13286fc86628849e8e82a19cd5438b5d7176bb2"/>
+    <w:bookmarkEnd w:id="11"/>
+    <w:bookmarkStart w:id="12" w:name="X13286fc86628849e8e82a19cd5438b5d7176bb2"/>
     <w:p>
       <w:pPr>
         <w:pStyle w:val="Heading3"/>
@@ -1231,8 +1231,8 @@
         </w:pict>
       </w:r>
     </w:p>
-    <w:bookmarkEnd w:id="23"/>
-    <w:bookmarkStart w:id="24" w:name="Xfd27a4eff386e5271bc0c184f7f92e83fa51d34"/>
+    <w:bookmarkEnd w:id="12"/>
+    <w:bookmarkStart w:id="13" w:name="Xfd27a4eff386e5271bc0c184f7f92e83fa51d34"/>
     <w:p>
       <w:pPr>
         <w:pStyle w:val="Heading3"/>
@@ -1555,8 +1555,8 @@
         </w:pict>
       </w:r>
     </w:p>
-    <w:bookmarkEnd w:id="24"/>
-    <w:bookmarkStart w:id="25" w:name="X8341b2e74056fc701fc3efba035910d2820e393"/>
+    <w:bookmarkEnd w:id="13"/>
+    <w:bookmarkStart w:id="14" w:name="X8341b2e74056fc701fc3efba035910d2820e393"/>
     <w:p>
       <w:pPr>
         <w:pStyle w:val="Heading3"/>
@@ -1817,8 +1817,8 @@
         <w:br/>
       </w:r>
     </w:p>
-    <w:bookmarkEnd w:id="25"/>
-    <w:bookmarkEnd w:id="26"/>
+    <w:bookmarkEnd w:id="14"/>
+    <w:bookmarkEnd w:id="15"/>
     <w:sectPr>
       <w:footnotePr>
         <w:numRestart w:val="eachSect"/>
@@ -2326,10 +2326,10 @@
   <w:docDefaults>
     <w:rPrDefault>
       <w:rPr>
-        <w:rFonts w:asciiTheme="minorHAnsi" w:cstheme="minorBidi" w:eastAsiaTheme="minorHAnsi" w:hAnsiTheme="minorHAnsi"/>
+        <w:rFonts w:asciiTheme="minorHAnsi" w:cstheme="minorBidi" w:eastAsiaTheme="minorEastAsia" w:hAnsiTheme="minorHAnsi"/>
         <w:sz w:val="24"/>
         <w:szCs w:val="24"/>
-        <w:lang w:bidi="ar-SA" w:eastAsia="en-US" w:val="en-US"/>
+        <w:lang w:bidi="ar-SA" w:eastAsia="zh-CN" w:val="en-US"/>
       </w:rPr>
     </w:rPrDefault>
     <w:pPrDefault>
@@ -2870,13 +2870,6 @@
       </w:tblCellMar>
     </w:tblPr>
     <w:tblStylePr w:type="firstRow">
-      <w:tblPr>
-        <w:jc w:val="left"/>
-        <w:tblInd w:type="dxa" w:w="0"/>
-      </w:tblPr>
-      <w:trPr>
-        <w:jc w:val="left"/>
-      </w:trPr>
       <w:tcPr>
         <w:tcBorders>
           <w:bottom w:val="single"/>

--- a/assignments/08-assignment.docx
+++ b/assignments/08-assignment.docx
@@ -50,7 +50,7 @@
           <w:b/>
           <w:bCs/>
         </w:rPr>
-        <w:t xml:space="preserve">Lecture 16</w:t>
+        <w:t xml:space="preserve">Lecture 17</w:t>
       </w:r>
       <w:r>
         <w:t xml:space="preserve">: AI in Finance and Healthcare — Opportunities and Biases, and</w:t>
@@ -63,7 +63,7 @@
           <w:b/>
           <w:bCs/>
         </w:rPr>
-        <w:t xml:space="preserve">Lecture 17</w:t>
+        <w:t xml:space="preserve">Lecture 18</w:t>
       </w:r>
       <w:r>
         <w:t xml:space="preserve">: AI Regulation and Standards Around the World.</w:t>
@@ -341,7 +341,7 @@
         <w:pStyle w:val="BodyText"/>
       </w:pPr>
       <w:r>
-        <w:t xml:space="preserve">Lecture 16 discussed how LLMs are now used to read and summarise clinical notes in systems like Epic’s MyChart. These models learn from thousands of real clinical notes.</w:t>
+        <w:t xml:space="preserve">Lecture 17 discussed how LLMs are now used to read and summarise clinical notes in systems like Epic’s MyChart. These models learn from thousands of real clinical notes.</w:t>
       </w:r>
     </w:p>
     <w:p>
@@ -551,7 +551,7 @@
         <w:pStyle w:val="FirstParagraph"/>
       </w:pPr>
       <w:r>
-        <w:t xml:space="preserve">Lecture 16 described how LLMs can be used for</w:t>
+        <w:t xml:space="preserve">Lecture 17 described how LLMs can be used for</w:t>
       </w:r>
       <w:r>
         <w:t xml:space="preserve"> </w:t>
@@ -733,7 +733,7 @@
         <w:pStyle w:val="FirstParagraph"/>
       </w:pPr>
       <w:r>
-        <w:t xml:space="preserve">Lecture 16 introduced several finance-specific LLMs:</w:t>
+        <w:t xml:space="preserve">Lecture 17 introduced several finance-specific LLMs:</w:t>
       </w:r>
     </w:p>
     <w:p>
@@ -1047,7 +1047,7 @@
         <w:t xml:space="preserve"> </w:t>
       </w:r>
       <w:r>
-        <w:t xml:space="preserve">(no requirements). In Lecture 17, the examples were clear-cut: a spam filter is minimal risk, a hiring algorithm is high risk, and government social scoring is prohibited.</w:t>
+        <w:t xml:space="preserve">(no requirements). In Lecture 18, the examples were clear-cut: a spam filter is minimal risk, a hiring algorithm is high risk, and government social scoring is prohibited.</w:t>
       </w:r>
     </w:p>
     <w:p>
@@ -1246,7 +1246,7 @@
         <w:pStyle w:val="FirstParagraph"/>
       </w:pPr>
       <w:r>
-        <w:t xml:space="preserve">Lecture 17 described two competing approaches to AI governance in the United States:</w:t>
+        <w:t xml:space="preserve">Lecture 18 described two competing approaches to AI governance in the United States:</w:t>
       </w:r>
     </w:p>
     <w:p>
@@ -1582,7 +1582,7 @@
         <w:pStyle w:val="FirstParagraph"/>
       </w:pPr>
       <w:r>
-        <w:t xml:space="preserve">Lecture 17 explained that the US and UK both adopt</w:t>
+        <w:t xml:space="preserve">Lecture 18 explained that the US and UK both adopt</w:t>
       </w:r>
       <w:r>
         <w:t xml:space="preserve"> </w:t>
